--- a/example_articles/occupations/Transportation and Delivery/3.occupations_Transportation and Delivery_New_York_Times.docx
+++ b/example_articles/occupations/Transportation and Delivery/3.occupations_Transportation and Delivery_New_York_Times.docx
@@ -27,17 +27,17 @@
     </w:p>
     <w:p>
       <w:r>
-        <w:t>Source File: NYT/37.DOCX</w:t>
+        <w:t>Source file: NYT/37.DOCX</w:t>
       </w:r>
     </w:p>
     <w:p>
       <w:r>
-        <w:t>Raw locations result: ['New York']</w:t>
+        <w:t>Raw occupations result, 'occupations': ['Transportation and Delivery']</w:t>
       </w:r>
     </w:p>
     <w:p>
       <w:r>
-        <w:t>occupations_stand_flat (Standardized): Transportation and Delivery</w:t>
+        <w:t>Standardized occupations result, 'occupations_stand_flat': Transportation and Delivery</w:t>
       </w:r>
     </w:p>
     <w:p>
